--- a/1952.3/1952年3月，与菜地老农等人的谈话__LLM初注.docx
+++ b/1952.3/1952年3月，与菜地老农等人的谈话__LLM初注.docx
@@ -1595,13 +1595,23 @@
       </w:r>
     </w:p>
     <w:p>
+      <w:commentRangeStart w:id="0"/>
       <w:r>
         <w:t>1. 【需核】菜地主人“姓吴”的身份是否在其他回忆录中有记载，建议核查。</w:t>
       </w:r>
-    </w:p>
-    <w:p>
+      <w:commentRangeEnd w:id="0"/>
+      <w:r>
+        <w:commentReference w:id="0"/>
+      </w:r>
+    </w:p>
+    <w:p>
+      <w:commentRangeStart w:id="1"/>
       <w:r>
         <w:t>2. 【需核】王振海在毛泽东身边工作的具体时段需要核查。</w:t>
+      </w:r>
+      <w:commentRangeEnd w:id="1"/>
+      <w:r>
+        <w:commentReference w:id="1"/>
       </w:r>
     </w:p>
     <w:sectPr>
@@ -1617,6 +1627,25 @@
     </w:sectPr>
   </w:body>
 </w:document>
+</file>
+
+<file path=word/comments.xml><?xml version="1.0" encoding="utf-8"?>
+<w:comments xmlns:w="http://schemas.openxmlformats.org/wordprocessingml/2006/main">
+  <w:comment w:id="0" w:author="LLM初注待核" w:date="2026-07-05T15:07:27Z">
+    <w:p>
+      <w:r>
+        <w:t>【需核】菜地主人“姓吴”的身份是否在其他回忆录中有记载，建议核查。</w:t>
+      </w:r>
+    </w:p>
+  </w:comment>
+  <w:comment w:id="1" w:author="LLM初注待核" w:date="2026-07-05T15:07:27Z">
+    <w:p>
+      <w:r>
+        <w:t>【需核】王振海在毛泽东身边工作的具体时段需要核查。</w:t>
+      </w:r>
+    </w:p>
+  </w:comment>
+</w:comments>
 </file>
 
 <file path=word/footer1.xml><?xml version="1.0" encoding="utf-8"?>

--- a/1952.3/1952年3月，与菜地老农等人的谈话__LLM初注.docx
+++ b/1952.3/1952年3月，与菜地老农等人的谈话__LLM初注.docx
@@ -1601,6 +1601,9 @@
       </w:r>
       <w:commentRangeEnd w:id="0"/>
       <w:r>
+        <w:rPr>
+          <w:rStyle w:val="CommentReference"/>
+        </w:rPr>
         <w:commentReference w:id="0"/>
       </w:r>
     </w:p>
@@ -1611,6 +1614,9 @@
       </w:r>
       <w:commentRangeEnd w:id="1"/>
       <w:r>
+        <w:rPr>
+          <w:rStyle w:val="CommentReference"/>
+        </w:rPr>
         <w:commentReference w:id="1"/>
       </w:r>
     </w:p>
@@ -1633,6 +1639,9 @@
 <w:comments xmlns:w="http://schemas.openxmlformats.org/wordprocessingml/2006/main">
   <w:comment w:id="0" w:author="LLM初注待核" w:date="2026-07-05T15:07:27Z">
     <w:p>
+      <w:pPr>
+        <w:pStyle w:val="CommentText"/>
+      </w:pPr>
       <w:r>
         <w:t>【需核】菜地主人“姓吴”的身份是否在其他回忆录中有记载，建议核查。</w:t>
       </w:r>
@@ -1640,6 +1649,9 @@
   </w:comment>
   <w:comment w:id="1" w:author="LLM初注待核" w:date="2026-07-05T15:07:27Z">
     <w:p>
+      <w:pPr>
+        <w:pStyle w:val="CommentText"/>
+      </w:pPr>
       <w:r>
         <w:t>【需核】王振海在毛泽东身边工作的具体时段需要核查。</w:t>
       </w:r>

--- a/1952.3/1952年3月，与菜地老农等人的谈话__LLM初注.docx
+++ b/1952.3/1952年3月，与菜地老农等人的谈话__LLM初注.docx
@@ -51,13 +51,16 @@
       </w:r>
       <w:r>
         <w:rPr>
+          <w:rStyle w:val="FootnoteReference"/>
           <w:rFonts w:hint="eastAsia" w:ascii="仿宋" w:hAnsi="仿宋" w:eastAsia="仿宋" w:cs="仿宋"/>
           <w:sz w:val="36"/>
           <w:szCs w:val="36"/>
           <w:vertAlign w:val="superscript"/>
           <w:lang w:val="en-US" w:eastAsia="zh-CN"/>
         </w:rPr>
+        <w:t>[</w:t>
         <w:footnoteReference w:id="0"/>
+        <w:t>]</w:t>
       </w:r>
       <w:r>
         <w:rPr>
@@ -217,11 +220,18 @@
       <w:r>
         <w:rPr>
           <w:rStyle w:val="FootnoteReference"/>
-        </w:rPr>
+          <w:vertAlign w:val="superscript"/>
+        </w:rPr>
+        <w:t>[</w:t>
         <w:footnoteReference w:id="4"/>
-      </w:r>
-      <w:r>
-        <w:rPr/>
+        <w:t>]</w:t>
+      </w:r>
+      <w:r>
+        <w:rPr>
+          <w:rFonts w:hint="eastAsia" w:ascii="仿宋" w:hAnsi="仿宋" w:eastAsia="仿宋"/>
+          <w:sz w:val="32"/>
+          <w:szCs w:val="32"/>
+        </w:rPr>
         <w:t xml:space="preserve">说：王秘书，主席要到外面去散步，快！</w:t>
       </w:r>
     </w:p>
@@ -270,31 +280,52 @@
       <w:r>
         <w:rPr>
           <w:rStyle w:val="FootnoteReference"/>
-        </w:rPr>
+          <w:vertAlign w:val="superscript"/>
+        </w:rPr>
+        <w:t>[</w:t>
         <w:footnoteReference w:id="5"/>
-      </w:r>
-      <w:r>
-        <w:rPr/>
+        <w:t>]</w:t>
+      </w:r>
+      <w:r>
+        <w:rPr>
+          <w:rFonts w:hint="eastAsia" w:ascii="仿宋" w:hAnsi="仿宋" w:eastAsia="仿宋"/>
+          <w:sz w:val="32"/>
+          <w:szCs w:val="32"/>
+        </w:rPr>
         <w:t>没有通知到摄影师侯波</w:t>
       </w:r>
       <w:r>
         <w:rPr>
           <w:rStyle w:val="FootnoteReference"/>
-        </w:rPr>
+          <w:vertAlign w:val="superscript"/>
+        </w:rPr>
+        <w:t>[</w:t>
         <w:footnoteReference w:id="6"/>
-      </w:r>
-      <w:r>
-        <w:rPr/>
+        <w:t>]</w:t>
+      </w:r>
+      <w:r>
+        <w:rPr>
+          <w:rFonts w:hint="eastAsia" w:ascii="仿宋" w:hAnsi="仿宋" w:eastAsia="仿宋"/>
+          <w:sz w:val="32"/>
+          <w:szCs w:val="32"/>
+        </w:rPr>
         <w:t>，摄影的任务只好又落在了叶子龙</w:t>
       </w:r>
       <w:r>
         <w:rPr>
           <w:rStyle w:val="FootnoteReference"/>
-        </w:rPr>
+          <w:vertAlign w:val="superscript"/>
+        </w:rPr>
+        <w:t>[</w:t>
         <w:footnoteReference w:id="7"/>
-      </w:r>
-      <w:r>
-        <w:rPr/>
+        <w:t>]</w:t>
+      </w:r>
+      <w:r>
+        <w:rPr>
+          <w:rFonts w:hint="eastAsia" w:ascii="仿宋" w:hAnsi="仿宋" w:eastAsia="仿宋"/>
+          <w:sz w:val="32"/>
+          <w:szCs w:val="32"/>
+        </w:rPr>
         <w:t xml:space="preserve">身上，叶子龙已将照相机挂在了胸前。</w:t>
       </w:r>
       <w:r>
@@ -352,21 +383,35 @@
       <w:r>
         <w:rPr>
           <w:rStyle w:val="FootnoteReference"/>
-        </w:rPr>
+          <w:vertAlign w:val="superscript"/>
+        </w:rPr>
+        <w:t>[</w:t>
         <w:footnoteReference w:id="9"/>
-      </w:r>
-      <w:r>
-        <w:rPr/>
+        <w:t>]</w:t>
+      </w:r>
+      <w:r>
+        <w:rPr>
+          <w:rFonts w:hint="eastAsia" w:ascii="仿宋" w:hAnsi="仿宋" w:eastAsia="仿宋"/>
+          <w:sz w:val="32"/>
+          <w:szCs w:val="32"/>
+        </w:rPr>
         <w:t xml:space="preserve">，向德胜门</w:t>
       </w:r>
       <w:r>
         <w:rPr>
           <w:rStyle w:val="FootnoteReference"/>
-        </w:rPr>
+          <w:vertAlign w:val="superscript"/>
+        </w:rPr>
+        <w:t>[</w:t>
         <w:footnoteReference w:id="8"/>
-      </w:r>
-      <w:r>
-        <w:rPr/>
+        <w:t>]</w:t>
+      </w:r>
+      <w:r>
+        <w:rPr>
+          <w:rFonts w:hint="eastAsia" w:ascii="仿宋" w:hAnsi="仿宋" w:eastAsia="仿宋"/>
+          <w:sz w:val="32"/>
+          <w:szCs w:val="32"/>
+        </w:rPr>
         <w:t xml:space="preserve">外开去。穿过德胜门不远，毛</w:t>
       </w:r>
       <w:r>
@@ -389,11 +434,18 @@
       <w:r>
         <w:rPr>
           <w:rStyle w:val="FootnoteReference"/>
-        </w:rPr>
+          <w:vertAlign w:val="superscript"/>
+        </w:rPr>
+        <w:t>[</w:t>
         <w:footnoteReference w:id="10"/>
-      </w:r>
-      <w:r>
-        <w:rPr/>
+        <w:t>]</w:t>
+      </w:r>
+      <w:r>
+        <w:rPr>
+          <w:rFonts w:hint="eastAsia" w:ascii="仿宋" w:hAnsi="仿宋" w:eastAsia="仿宋"/>
+          <w:sz w:val="32"/>
+          <w:szCs w:val="32"/>
+        </w:rPr>
         <w:t xml:space="preserve">停车。他下车后沿着街道东侧人行道向北漫步，王鹤滨跟在毛泽东身后，没有引起行人的注意。毛</w:t>
       </w:r>
       <w:r>
@@ -416,11 +468,18 @@
       <w:r>
         <w:rPr>
           <w:rStyle w:val="FootnoteReference"/>
-        </w:rPr>
+          <w:vertAlign w:val="superscript"/>
+        </w:rPr>
+        <w:t>[</w:t>
         <w:footnoteReference w:id="14"/>
-      </w:r>
-      <w:r>
-        <w:rPr/>
+        <w:t>]</w:t>
+      </w:r>
+      <w:r>
+        <w:rPr>
+          <w:rFonts w:hint="eastAsia" w:ascii="仿宋" w:hAnsi="仿宋" w:eastAsia="仿宋"/>
+          <w:sz w:val="32"/>
+          <w:szCs w:val="32"/>
+        </w:rPr>
         <w:t xml:space="preserve">”的牌子，便走了进去。</w:t>
       </w:r>
       <w:r>
@@ -771,11 +830,18 @@
       <w:r>
         <w:rPr>
           <w:rStyle w:val="FootnoteReference"/>
-        </w:rPr>
+          <w:vertAlign w:val="superscript"/>
+        </w:rPr>
+        <w:t>[</w:t>
         <w:footnoteReference w:id="11"/>
-      </w:r>
-      <w:r>
-        <w:rPr/>
+        <w:t>]</w:t>
+      </w:r>
+      <w:r>
+        <w:rPr>
+          <w:rFonts w:hint="eastAsia" w:ascii="仿宋" w:hAnsi="仿宋" w:eastAsia="仿宋"/>
+          <w:sz w:val="32"/>
+          <w:szCs w:val="32"/>
+        </w:rPr>
         <w:t xml:space="preserve">跟在后面。菜地的主人见有人来，就走了过来。他认出了毛</w:t>
       </w:r>
       <w:r>
@@ -1254,11 +1320,18 @@
       <w:r>
         <w:rPr>
           <w:rStyle w:val="FootnoteReference"/>
-        </w:rPr>
+          <w:vertAlign w:val="superscript"/>
+        </w:rPr>
+        <w:t>[</w:t>
         <w:footnoteReference w:id="12"/>
-      </w:r>
-      <w:r>
-        <w:rPr/>
+        <w:t>]</w:t>
+      </w:r>
+      <w:r>
+        <w:rPr>
+          <w:rFonts w:hint="eastAsia" w:ascii="仿宋" w:hAnsi="仿宋" w:eastAsia="仿宋"/>
+          <w:sz w:val="32"/>
+          <w:szCs w:val="32"/>
+        </w:rPr>
         <w:t xml:space="preserve">主任哩。</w:t>
       </w:r>
     </w:p>
@@ -1418,11 +1491,18 @@
       <w:r>
         <w:rPr>
           <w:rStyle w:val="FootnoteReference"/>
-        </w:rPr>
+          <w:vertAlign w:val="superscript"/>
+        </w:rPr>
+        <w:t>[</w:t>
         <w:footnoteReference w:id="13"/>
-      </w:r>
-      <w:r>
-        <w:rPr/>
+        <w:t>]</w:t>
+      </w:r>
+      <w:r>
+        <w:rPr>
+          <w:rFonts w:hint="eastAsia" w:ascii="仿宋" w:hAnsi="仿宋" w:eastAsia="仿宋"/>
+          <w:sz w:val="32"/>
+          <w:szCs w:val="32"/>
+        </w:rPr>
         <w:t xml:space="preserve">，当过几年见习排长，在二十年代初，就解甲归田了。</w:t>
       </w:r>
     </w:p>

--- a/1952.3/1952年3月，与菜地老农等人的谈话__LLM初注.docx
+++ b/1952.3/1952年3月，与菜地老农等人的谈话__LLM初注.docx
@@ -41,36 +41,19 @@
       <w:bookmarkEnd w:id="0"/>
       <w:r>
         <w:rPr>
-          <w:rFonts w:hint="eastAsia" w:ascii="仿宋" w:hAnsi="仿宋" w:eastAsia="仿宋" w:cs="仿宋"/>
-          <w:sz w:val="36"/>
-          <w:szCs w:val="36"/>
+          <w:rStyle w:val="FootnoteReference"/>
           <w:vertAlign w:val="superscript"/>
-          <w:lang w:val="en-US" w:eastAsia="zh-CN"/>
-        </w:rPr>
-        <w:t>[</w:t>
-      </w:r>
-      <w:r>
-        <w:rPr>
-          <w:rStyle w:val="FootnoteReference"/>
-          <w:rFonts w:hint="eastAsia" w:ascii="仿宋" w:hAnsi="仿宋" w:eastAsia="仿宋" w:cs="仿宋"/>
-          <w:sz w:val="36"/>
-          <w:szCs w:val="36"/>
+        </w:rPr>
+        <w:t>[1]</w:t>
+      </w:r>
+      <w:r>
+        <w:rPr>
+          <w:rStyle w:val="FootnoteReference"/>
           <w:vertAlign w:val="superscript"/>
-          <w:lang w:val="en-US" w:eastAsia="zh-CN"/>
-        </w:rPr>
-        <w:t>[</w:t>
+          <w:vanish/>
+          <w:specVanish/>
+        </w:rPr>
         <w:footnoteReference w:id="0"/>
-        <w:t>]</w:t>
-      </w:r>
-      <w:r>
-        <w:rPr>
-          <w:rFonts w:hint="eastAsia" w:ascii="仿宋" w:hAnsi="仿宋" w:eastAsia="仿宋" w:cs="仿宋"/>
-          <w:sz w:val="36"/>
-          <w:szCs w:val="36"/>
-          <w:vertAlign w:val="superscript"/>
-          <w:lang w:val="en-US" w:eastAsia="zh-CN"/>
-        </w:rPr>
-        <w:t>]</w:t>
       </w:r>
     </w:p>
     <w:p>
@@ -222,9 +205,16 @@
           <w:rStyle w:val="FootnoteReference"/>
           <w:vertAlign w:val="superscript"/>
         </w:rPr>
-        <w:t>[</w:t>
+        <w:t>[2]</w:t>
+      </w:r>
+      <w:r>
+        <w:rPr>
+          <w:rStyle w:val="FootnoteReference"/>
+          <w:vertAlign w:val="superscript"/>
+          <w:vanish/>
+          <w:specVanish/>
+        </w:rPr>
         <w:footnoteReference w:id="4"/>
-        <w:t>]</w:t>
       </w:r>
       <w:r>
         <w:rPr>
@@ -282,9 +272,16 @@
           <w:rStyle w:val="FootnoteReference"/>
           <w:vertAlign w:val="superscript"/>
         </w:rPr>
-        <w:t>[</w:t>
+        <w:t>[3]</w:t>
+      </w:r>
+      <w:r>
+        <w:rPr>
+          <w:rStyle w:val="FootnoteReference"/>
+          <w:vertAlign w:val="superscript"/>
+          <w:vanish/>
+          <w:specVanish/>
+        </w:rPr>
         <w:footnoteReference w:id="5"/>
-        <w:t>]</w:t>
       </w:r>
       <w:r>
         <w:rPr>
@@ -299,9 +296,16 @@
           <w:rStyle w:val="FootnoteReference"/>
           <w:vertAlign w:val="superscript"/>
         </w:rPr>
-        <w:t>[</w:t>
+        <w:t>[4]</w:t>
+      </w:r>
+      <w:r>
+        <w:rPr>
+          <w:rStyle w:val="FootnoteReference"/>
+          <w:vertAlign w:val="superscript"/>
+          <w:vanish/>
+          <w:specVanish/>
+        </w:rPr>
         <w:footnoteReference w:id="6"/>
-        <w:t>]</w:t>
       </w:r>
       <w:r>
         <w:rPr>
@@ -316,9 +320,16 @@
           <w:rStyle w:val="FootnoteReference"/>
           <w:vertAlign w:val="superscript"/>
         </w:rPr>
-        <w:t>[</w:t>
+        <w:t>[5]</w:t>
+      </w:r>
+      <w:r>
+        <w:rPr>
+          <w:rStyle w:val="FootnoteReference"/>
+          <w:vertAlign w:val="superscript"/>
+          <w:vanish/>
+          <w:specVanish/>
+        </w:rPr>
         <w:footnoteReference w:id="7"/>
-        <w:t>]</w:t>
       </w:r>
       <w:r>
         <w:rPr>
@@ -385,9 +396,16 @@
           <w:rStyle w:val="FootnoteReference"/>
           <w:vertAlign w:val="superscript"/>
         </w:rPr>
-        <w:t>[</w:t>
+        <w:t>[6]</w:t>
+      </w:r>
+      <w:r>
+        <w:rPr>
+          <w:rStyle w:val="FootnoteReference"/>
+          <w:vertAlign w:val="superscript"/>
+          <w:vanish/>
+          <w:specVanish/>
+        </w:rPr>
         <w:footnoteReference w:id="9"/>
-        <w:t>]</w:t>
       </w:r>
       <w:r>
         <w:rPr>
@@ -402,9 +420,16 @@
           <w:rStyle w:val="FootnoteReference"/>
           <w:vertAlign w:val="superscript"/>
         </w:rPr>
-        <w:t>[</w:t>
+        <w:t>[7]</w:t>
+      </w:r>
+      <w:r>
+        <w:rPr>
+          <w:rStyle w:val="FootnoteReference"/>
+          <w:vertAlign w:val="superscript"/>
+          <w:vanish/>
+          <w:specVanish/>
+        </w:rPr>
         <w:footnoteReference w:id="8"/>
-        <w:t>]</w:t>
       </w:r>
       <w:r>
         <w:rPr>
@@ -436,9 +461,16 @@
           <w:rStyle w:val="FootnoteReference"/>
           <w:vertAlign w:val="superscript"/>
         </w:rPr>
-        <w:t>[</w:t>
+        <w:t>[8]</w:t>
+      </w:r>
+      <w:r>
+        <w:rPr>
+          <w:rStyle w:val="FootnoteReference"/>
+          <w:vertAlign w:val="superscript"/>
+          <w:vanish/>
+          <w:specVanish/>
+        </w:rPr>
         <w:footnoteReference w:id="10"/>
-        <w:t>]</w:t>
       </w:r>
       <w:r>
         <w:rPr>
@@ -470,9 +502,16 @@
           <w:rStyle w:val="FootnoteReference"/>
           <w:vertAlign w:val="superscript"/>
         </w:rPr>
-        <w:t>[</w:t>
+        <w:t>[9]</w:t>
+      </w:r>
+      <w:r>
+        <w:rPr>
+          <w:rStyle w:val="FootnoteReference"/>
+          <w:vertAlign w:val="superscript"/>
+          <w:vanish/>
+          <w:specVanish/>
+        </w:rPr>
         <w:footnoteReference w:id="14"/>
-        <w:t>]</w:t>
       </w:r>
       <w:r>
         <w:rPr>
@@ -832,9 +871,16 @@
           <w:rStyle w:val="FootnoteReference"/>
           <w:vertAlign w:val="superscript"/>
         </w:rPr>
-        <w:t>[</w:t>
+        <w:t>[10]</w:t>
+      </w:r>
+      <w:r>
+        <w:rPr>
+          <w:rStyle w:val="FootnoteReference"/>
+          <w:vertAlign w:val="superscript"/>
+          <w:vanish/>
+          <w:specVanish/>
+        </w:rPr>
         <w:footnoteReference w:id="11"/>
-        <w:t>]</w:t>
       </w:r>
       <w:r>
         <w:rPr>
@@ -1322,9 +1368,16 @@
           <w:rStyle w:val="FootnoteReference"/>
           <w:vertAlign w:val="superscript"/>
         </w:rPr>
-        <w:t>[</w:t>
+        <w:t>[11]</w:t>
+      </w:r>
+      <w:r>
+        <w:rPr>
+          <w:rStyle w:val="FootnoteReference"/>
+          <w:vertAlign w:val="superscript"/>
+          <w:vanish/>
+          <w:specVanish/>
+        </w:rPr>
         <w:footnoteReference w:id="12"/>
-        <w:t>]</w:t>
       </w:r>
       <w:r>
         <w:rPr>
@@ -1493,9 +1546,16 @@
           <w:rStyle w:val="FootnoteReference"/>
           <w:vertAlign w:val="superscript"/>
         </w:rPr>
-        <w:t>[</w:t>
+        <w:t>[12]</w:t>
+      </w:r>
+      <w:r>
+        <w:rPr>
+          <w:rStyle w:val="FootnoteReference"/>
+          <w:vertAlign w:val="superscript"/>
+          <w:vanish/>
+          <w:specVanish/>
+        </w:rPr>
         <w:footnoteReference w:id="13"/>
-        <w:t>]</w:t>
       </w:r>
       <w:r>
         <w:rPr>
@@ -1871,13 +1931,39 @@
       </w:pPr>
       <w:r>
         <w:rPr>
+          <w:rStyle w:val="FootnoteReference"/>
+        </w:rPr>
+        <w:t>[1]</w:t>
+      </w:r>
+      <w:r>
+        <w:rPr>
+          <w:rFonts w:hint="eastAsia" w:asciiTheme="minorEastAsia" w:hAnsiTheme="minorEastAsia" w:cstheme="minorBidi"/>
+          <w:kern w:val="2"/>
+          <w:sz w:val="21"/>
+          <w:szCs w:val="21"/>
+          <w:lang w:val="en-US" w:eastAsia="zh-CN" w:bidi="ar-SA"/>
+        </w:rPr>
+        <w:t>关于本文的真实性及时间还存在争议，《</w:t>
+      </w:r>
+      <w:r>
+        <w:rPr>
           <w:rFonts w:hint="eastAsia" w:asciiTheme="minorEastAsia" w:hAnsiTheme="minorEastAsia" w:eastAsiaTheme="minorEastAsia" w:cstheme="minorBidi"/>
           <w:kern w:val="2"/>
           <w:sz w:val="21"/>
           <w:szCs w:val="21"/>
           <w:lang w:val="en-US" w:eastAsia="zh-CN" w:bidi="ar-SA"/>
         </w:rPr>
-        <w:t>[</w:t>
+        <w:t>毛泽东年谱</w:t>
+      </w:r>
+      <w:r>
+        <w:rPr>
+          <w:rFonts w:hint="eastAsia" w:asciiTheme="minorEastAsia" w:hAnsiTheme="minorEastAsia" w:cstheme="minorBidi"/>
+          <w:kern w:val="2"/>
+          <w:sz w:val="21"/>
+          <w:szCs w:val="21"/>
+          <w:lang w:val="en-US" w:eastAsia="zh-CN" w:bidi="ar-SA"/>
+        </w:rPr>
+        <w:t>》中并未记载。</w:t>
       </w:r>
       <w:r>
         <w:rPr>
@@ -1887,17 +1973,7 @@
           <w:szCs w:val="21"/>
           <w:lang w:val="en-US" w:eastAsia="zh-CN" w:bidi="ar-SA"/>
         </w:rPr>
-        <w:footnoteRef/>
-      </w:r>
-      <w:r>
-        <w:rPr>
-          <w:rFonts w:hint="eastAsia" w:asciiTheme="minorEastAsia" w:hAnsiTheme="minorEastAsia" w:eastAsiaTheme="minorEastAsia" w:cstheme="minorBidi"/>
-          <w:kern w:val="2"/>
-          <w:sz w:val="21"/>
-          <w:szCs w:val="21"/>
-          <w:lang w:val="en-US" w:eastAsia="zh-CN" w:bidi="ar-SA"/>
-        </w:rPr>
-        <w:t>]</w:t>
+        <w:t>本文是根据</w:t>
       </w:r>
       <w:r>
         <w:rPr>
@@ -1907,46 +1983,6 @@
           <w:szCs w:val="21"/>
           <w:lang w:val="en-US" w:eastAsia="zh-CN" w:bidi="ar-SA"/>
         </w:rPr>
-        <w:t>关于本文的真实性及时间还存在争议，《</w:t>
-      </w:r>
-      <w:r>
-        <w:rPr>
-          <w:rFonts w:hint="eastAsia" w:asciiTheme="minorEastAsia" w:hAnsiTheme="minorEastAsia" w:eastAsiaTheme="minorEastAsia" w:cstheme="minorBidi"/>
-          <w:kern w:val="2"/>
-          <w:sz w:val="21"/>
-          <w:szCs w:val="21"/>
-          <w:lang w:val="en-US" w:eastAsia="zh-CN" w:bidi="ar-SA"/>
-        </w:rPr>
-        <w:t>毛泽东年谱</w:t>
-      </w:r>
-      <w:r>
-        <w:rPr>
-          <w:rFonts w:hint="eastAsia" w:asciiTheme="minorEastAsia" w:hAnsiTheme="minorEastAsia" w:cstheme="minorBidi"/>
-          <w:kern w:val="2"/>
-          <w:sz w:val="21"/>
-          <w:szCs w:val="21"/>
-          <w:lang w:val="en-US" w:eastAsia="zh-CN" w:bidi="ar-SA"/>
-        </w:rPr>
-        <w:t>》中并未记载。</w:t>
-      </w:r>
-      <w:r>
-        <w:rPr>
-          <w:rFonts w:hint="eastAsia" w:asciiTheme="minorEastAsia" w:hAnsiTheme="minorEastAsia" w:eastAsiaTheme="minorEastAsia" w:cstheme="minorBidi"/>
-          <w:kern w:val="2"/>
-          <w:sz w:val="21"/>
-          <w:szCs w:val="21"/>
-          <w:lang w:val="en-US" w:eastAsia="zh-CN" w:bidi="ar-SA"/>
-        </w:rPr>
-        <w:t>本文是根据</w:t>
-      </w:r>
-      <w:r>
-        <w:rPr>
-          <w:rFonts w:hint="eastAsia" w:asciiTheme="minorEastAsia" w:hAnsiTheme="minorEastAsia" w:cstheme="minorBidi"/>
-          <w:kern w:val="2"/>
-          <w:sz w:val="21"/>
-          <w:szCs w:val="21"/>
-          <w:lang w:val="en-US" w:eastAsia="zh-CN" w:bidi="ar-SA"/>
-        </w:rPr>
         <w:t>东方直心同志编著的《毛泽东大传》（2021年终极版）第六卷，第2081页记载内容编辑而成。标题为编者所加。</w:t>
       </w:r>
     </w:p>
@@ -1964,15 +2000,25 @@
       </w:pPr>
       <w:r>
         <w:rPr>
+          <w:rStyle w:val="FootnoteReference"/>
+        </w:rPr>
+        <w:t>[2]</w:t>
+      </w:r>
+      <w:r>
+        <w:rPr>
           <w:rFonts w:asciiTheme="minorEastAsia" w:hAnsiTheme="minorEastAsia" w:eastAsiaTheme="minorEastAsia" w:cstheme="minorBidi"/>
           <w:kern w:val="2"/>
           <w:sz w:val="21"/>
           <w:szCs w:val="21"/>
           <w:lang w:val="en-US" w:eastAsia="zh-CN" w:bidi="ar-SA"/>
         </w:rPr>
-        <w:footnoteRef/>
-      </w:r>
-      <w:r>
+        <w:t xml:space="preserve">王鹤滨（1924—），毛泽东的保健医生，1949年至1954年任毛泽东秘书兼保健医生。</w:t>
+      </w:r>
+    </w:p>
+  </w:footnote>
+  <w:footnote w:id="5">
+    <w:p>
+      <w:pPr>
         <w:rPr>
           <w:rFonts w:asciiTheme="minorEastAsia" w:hAnsiTheme="minorEastAsia" w:eastAsiaTheme="minorEastAsia" w:cstheme="minorBidi"/>
           <w:kern w:val="2"/>
@@ -1980,13 +2026,14 @@
           <w:szCs w:val="21"/>
           <w:lang w:val="en-US" w:eastAsia="zh-CN" w:bidi="ar-SA"/>
         </w:rPr>
-        <w:t xml:space="preserve">王鹤滨（1924—），毛泽东的保健医生，1949年至1954年任毛泽东秘书兼保健医生。</w:t>
-      </w:r>
-    </w:p>
-  </w:footnote>
-  <w:footnote w:id="5">
-    <w:p>
-      <w:pPr>
+      </w:pPr>
+      <w:r>
+        <w:rPr>
+          <w:rStyle w:val="FootnoteReference"/>
+        </w:rPr>
+        <w:t>[3]</w:t>
+      </w:r>
+      <w:r>
         <w:rPr>
           <w:rFonts w:asciiTheme="minorEastAsia" w:hAnsiTheme="minorEastAsia" w:eastAsiaTheme="minorEastAsia" w:cstheme="minorBidi"/>
           <w:kern w:val="2"/>
@@ -1994,8 +2041,13 @@
           <w:szCs w:val="21"/>
           <w:lang w:val="en-US" w:eastAsia="zh-CN" w:bidi="ar-SA"/>
         </w:rPr>
-      </w:pPr>
-      <w:r>
+        <w:t xml:space="preserve">汪东兴（1916—2015），江西弋阳人，1932年加入中国共产党。时任中共中央办公厅警卫处处长，负责毛泽东的警卫工作。</w:t>
+      </w:r>
+    </w:p>
+  </w:footnote>
+  <w:footnote w:id="6">
+    <w:p>
+      <w:pPr>
         <w:rPr>
           <w:rFonts w:asciiTheme="minorEastAsia" w:hAnsiTheme="minorEastAsia" w:eastAsiaTheme="minorEastAsia" w:cstheme="minorBidi"/>
           <w:kern w:val="2"/>
@@ -2003,7 +2055,12 @@
           <w:szCs w:val="21"/>
           <w:lang w:val="en-US" w:eastAsia="zh-CN" w:bidi="ar-SA"/>
         </w:rPr>
-        <w:footnoteRef/>
+      </w:pPr>
+      <w:r>
+        <w:rPr>
+          <w:rStyle w:val="FootnoteReference"/>
+        </w:rPr>
+        <w:t>[4]</w:t>
       </w:r>
       <w:r>
         <w:rPr>
@@ -2013,11 +2070,11 @@
           <w:szCs w:val="21"/>
           <w:lang w:val="en-US" w:eastAsia="zh-CN" w:bidi="ar-SA"/>
         </w:rPr>
-        <w:t xml:space="preserve">汪东兴（1916—2015），江西弋阳人，1932年加入中国共产党。时任中共中央办公厅警卫处处长，负责毛泽东的警卫工作。</w:t>
+        <w:t xml:space="preserve">侯波（1924—2017），女，山西夏县人，著名摄影家。时任中南海摄影科科长，毛泽东的专职摄影师。</w:t>
       </w:r>
     </w:p>
   </w:footnote>
-  <w:footnote w:id="6">
+  <w:footnote w:id="7">
     <w:p>
       <w:pPr>
         <w:rPr>
@@ -2030,15 +2087,25 @@
       </w:pPr>
       <w:r>
         <w:rPr>
+          <w:rStyle w:val="FootnoteReference"/>
+        </w:rPr>
+        <w:t>[5]</w:t>
+      </w:r>
+      <w:r>
+        <w:rPr>
           <w:rFonts w:asciiTheme="minorEastAsia" w:hAnsiTheme="minorEastAsia" w:eastAsiaTheme="minorEastAsia" w:cstheme="minorBidi"/>
           <w:kern w:val="2"/>
           <w:sz w:val="21"/>
           <w:szCs w:val="21"/>
           <w:lang w:val="en-US" w:eastAsia="zh-CN" w:bidi="ar-SA"/>
         </w:rPr>
-        <w:footnoteRef/>
-      </w:r>
-      <w:r>
+        <w:t xml:space="preserve">叶子龙（1916—2003），湖南浏阳人，1932年参加中国工农红军。长期担任毛泽东的机要秘书，负责毛泽东的日常文书和摄影工作。</w:t>
+      </w:r>
+    </w:p>
+  </w:footnote>
+  <w:footnote w:id="8">
+    <w:p>
+      <w:pPr>
         <w:rPr>
           <w:rFonts w:asciiTheme="minorEastAsia" w:hAnsiTheme="minorEastAsia" w:eastAsiaTheme="minorEastAsia" w:cstheme="minorBidi"/>
           <w:kern w:val="2"/>
@@ -2046,13 +2113,14 @@
           <w:szCs w:val="21"/>
           <w:lang w:val="en-US" w:eastAsia="zh-CN" w:bidi="ar-SA"/>
         </w:rPr>
-        <w:t xml:space="preserve">侯波（1924—2017），女，山西夏县人，著名摄影家。时任中南海摄影科科长，毛泽东的专职摄影师。</w:t>
-      </w:r>
-    </w:p>
-  </w:footnote>
-  <w:footnote w:id="7">
-    <w:p>
-      <w:pPr>
+      </w:pPr>
+      <w:r>
+        <w:rPr>
+          <w:rStyle w:val="FootnoteReference"/>
+        </w:rPr>
+        <w:t>[7]</w:t>
+      </w:r>
+      <w:r>
         <w:rPr>
           <w:rFonts w:asciiTheme="minorEastAsia" w:hAnsiTheme="minorEastAsia" w:eastAsiaTheme="minorEastAsia" w:cstheme="minorBidi"/>
           <w:kern w:val="2"/>
@@ -2060,8 +2128,13 @@
           <w:szCs w:val="21"/>
           <w:lang w:val="en-US" w:eastAsia="zh-CN" w:bidi="ar-SA"/>
         </w:rPr>
-      </w:pPr>
-      <w:r>
+        <w:t xml:space="preserve">德胜门，北京内城九门之一，位于北城墙西段（今德胜门立交桥附近）。明清时期军队出征多从此门出城，取“得胜”之意。现存箭楼为北京市文物保护单位。</w:t>
+      </w:r>
+    </w:p>
+  </w:footnote>
+  <w:footnote w:id="9">
+    <w:p>
+      <w:pPr>
         <w:rPr>
           <w:rFonts w:asciiTheme="minorEastAsia" w:hAnsiTheme="minorEastAsia" w:eastAsiaTheme="minorEastAsia" w:cstheme="minorBidi"/>
           <w:kern w:val="2"/>
@@ -2069,7 +2142,12 @@
           <w:szCs w:val="21"/>
           <w:lang w:val="en-US" w:eastAsia="zh-CN" w:bidi="ar-SA"/>
         </w:rPr>
-        <w:footnoteRef/>
+      </w:pPr>
+      <w:r>
+        <w:rPr>
+          <w:rStyle w:val="FootnoteReference"/>
+        </w:rPr>
+        <w:t>[6]</w:t>
       </w:r>
       <w:r>
         <w:rPr>
@@ -2079,11 +2157,11 @@
           <w:szCs w:val="21"/>
           <w:lang w:val="en-US" w:eastAsia="zh-CN" w:bidi="ar-SA"/>
         </w:rPr>
-        <w:t xml:space="preserve">叶子龙（1916—2003），湖南浏阳人，1932年参加中国工农红军。长期担任毛泽东的机要秘书，负责毛泽东的日常文书和摄影工作。</w:t>
+        <w:t xml:space="preserve">中南海，位于北京故宫西侧，中海和南海的合称。1949年后为中共中央和国务院办公所在地，也是毛泽东的住所。</w:t>
       </w:r>
     </w:p>
   </w:footnote>
-  <w:footnote w:id="8">
+  <w:footnote w:id="10">
     <w:p>
       <w:pPr>
         <w:rPr>
@@ -2096,15 +2174,25 @@
       </w:pPr>
       <w:r>
         <w:rPr>
+          <w:rStyle w:val="FootnoteReference"/>
+        </w:rPr>
+        <w:t>[8]</w:t>
+      </w:r>
+      <w:r>
+        <w:rPr>
           <w:rFonts w:asciiTheme="minorEastAsia" w:hAnsiTheme="minorEastAsia" w:eastAsiaTheme="minorEastAsia" w:cstheme="minorBidi"/>
           <w:kern w:val="2"/>
           <w:sz w:val="21"/>
           <w:szCs w:val="21"/>
           <w:lang w:val="en-US" w:eastAsia="zh-CN" w:bidi="ar-SA"/>
         </w:rPr>
-        <w:footnoteRef/>
-      </w:r>
-      <w:r>
+        <w:t xml:space="preserve">周西林，毛泽东的汽车司机。</w:t>
+      </w:r>
+    </w:p>
+  </w:footnote>
+  <w:footnote w:id="11">
+    <w:p>
+      <w:pPr>
         <w:rPr>
           <w:rFonts w:asciiTheme="minorEastAsia" w:hAnsiTheme="minorEastAsia" w:eastAsiaTheme="minorEastAsia" w:cstheme="minorBidi"/>
           <w:kern w:val="2"/>
@@ -2112,13 +2200,14 @@
           <w:szCs w:val="21"/>
           <w:lang w:val="en-US" w:eastAsia="zh-CN" w:bidi="ar-SA"/>
         </w:rPr>
-        <w:t xml:space="preserve">德胜门，北京内城九门之一，位于北城墙西段（今德胜门立交桥附近）。明清时期军队出征多从此门出城，取“得胜”之意。现存箭楼为北京市文物保护单位。</w:t>
-      </w:r>
-    </w:p>
-  </w:footnote>
-  <w:footnote w:id="9">
-    <w:p>
-      <w:pPr>
+      </w:pPr>
+      <w:r>
+        <w:rPr>
+          <w:rStyle w:val="FootnoteReference"/>
+        </w:rPr>
+        <w:t>[10]</w:t>
+      </w:r>
+      <w:r>
         <w:rPr>
           <w:rFonts w:asciiTheme="minorEastAsia" w:hAnsiTheme="minorEastAsia" w:eastAsiaTheme="minorEastAsia" w:cstheme="minorBidi"/>
           <w:kern w:val="2"/>
@@ -2126,8 +2215,13 @@
           <w:szCs w:val="21"/>
           <w:lang w:val="en-US" w:eastAsia="zh-CN" w:bidi="ar-SA"/>
         </w:rPr>
-      </w:pPr>
-      <w:r>
+        <w:t xml:space="preserve">王振海，毛泽东的卫士（警卫人员），负责毛泽东外出时的安全保卫工作。</w:t>
+      </w:r>
+    </w:p>
+  </w:footnote>
+  <w:footnote w:id="12">
+    <w:p>
+      <w:pPr>
         <w:rPr>
           <w:rFonts w:asciiTheme="minorEastAsia" w:hAnsiTheme="minorEastAsia" w:eastAsiaTheme="minorEastAsia" w:cstheme="minorBidi"/>
           <w:kern w:val="2"/>
@@ -2135,7 +2229,12 @@
           <w:szCs w:val="21"/>
           <w:lang w:val="en-US" w:eastAsia="zh-CN" w:bidi="ar-SA"/>
         </w:rPr>
-        <w:footnoteRef/>
+      </w:pPr>
+      <w:r>
+        <w:rPr>
+          <w:rStyle w:val="FootnoteReference"/>
+        </w:rPr>
+        <w:t>[11]</w:t>
       </w:r>
       <w:r>
         <w:rPr>
@@ -2145,11 +2244,11 @@
           <w:szCs w:val="21"/>
           <w:lang w:val="en-US" w:eastAsia="zh-CN" w:bidi="ar-SA"/>
         </w:rPr>
-        <w:t xml:space="preserve">中南海，位于北京故宫西侧，中海和南海的合称。1949年后为中共中央和国务院办公所在地，也是毛泽东的住所。</w:t>
+        <w:t xml:space="preserve">“三反”运动期间在基层单位成立的群众性监督组织——节约检查委员会（或称监督委员会），负责监督干部作风，受理群众检举揭发。</w:t>
       </w:r>
     </w:p>
   </w:footnote>
-  <w:footnote w:id="10">
+  <w:footnote w:id="13">
     <w:p>
       <w:pPr>
         <w:rPr>
@@ -2162,15 +2261,25 @@
       </w:pPr>
       <w:r>
         <w:rPr>
+          <w:rStyle w:val="FootnoteReference"/>
+        </w:rPr>
+        <w:t>[12]</w:t>
+      </w:r>
+      <w:r>
+        <w:rPr>
           <w:rFonts w:asciiTheme="minorEastAsia" w:hAnsiTheme="minorEastAsia" w:eastAsiaTheme="minorEastAsia" w:cstheme="minorBidi"/>
           <w:kern w:val="2"/>
           <w:sz w:val="21"/>
           <w:szCs w:val="21"/>
           <w:lang w:val="en-US" w:eastAsia="zh-CN" w:bidi="ar-SA"/>
         </w:rPr>
-        <w:footnoteRef/>
-      </w:r>
-      <w:r>
+        <w:t xml:space="preserve">指1916年袁世凯死后至1928年东北易帜期间，中国各派系军阀为争夺地盘和中央政权而进行的长年混战。</w:t>
+      </w:r>
+    </w:p>
+  </w:footnote>
+  <w:footnote w:id="14">
+    <w:p>
+      <w:pPr>
         <w:rPr>
           <w:rFonts w:asciiTheme="minorEastAsia" w:hAnsiTheme="minorEastAsia" w:eastAsiaTheme="minorEastAsia" w:cstheme="minorBidi"/>
           <w:kern w:val="2"/>
@@ -2178,129 +2287,12 @@
           <w:szCs w:val="21"/>
           <w:lang w:val="en-US" w:eastAsia="zh-CN" w:bidi="ar-SA"/>
         </w:rPr>
-        <w:t xml:space="preserve">周西林，毛泽东的汽车司机。</w:t>
-      </w:r>
-    </w:p>
-  </w:footnote>
-  <w:footnote w:id="11">
-    <w:p>
-      <w:pPr>
-        <w:rPr>
-          <w:rFonts w:asciiTheme="minorEastAsia" w:hAnsiTheme="minorEastAsia" w:eastAsiaTheme="minorEastAsia" w:cstheme="minorBidi"/>
-          <w:kern w:val="2"/>
-          <w:sz w:val="21"/>
-          <w:szCs w:val="21"/>
-          <w:lang w:val="en-US" w:eastAsia="zh-CN" w:bidi="ar-SA"/>
-        </w:rPr>
-      </w:pPr>
-      <w:r>
-        <w:rPr>
-          <w:rFonts w:asciiTheme="minorEastAsia" w:hAnsiTheme="minorEastAsia" w:eastAsiaTheme="minorEastAsia" w:cstheme="minorBidi"/>
-          <w:kern w:val="2"/>
-          <w:sz w:val="21"/>
-          <w:szCs w:val="21"/>
-          <w:lang w:val="en-US" w:eastAsia="zh-CN" w:bidi="ar-SA"/>
-        </w:rPr>
-        <w:footnoteRef/>
-      </w:r>
-      <w:r>
-        <w:rPr>
-          <w:rFonts w:asciiTheme="minorEastAsia" w:hAnsiTheme="minorEastAsia" w:eastAsiaTheme="minorEastAsia" w:cstheme="minorBidi"/>
-          <w:kern w:val="2"/>
-          <w:sz w:val="21"/>
-          <w:szCs w:val="21"/>
-          <w:lang w:val="en-US" w:eastAsia="zh-CN" w:bidi="ar-SA"/>
-        </w:rPr>
-        <w:t xml:space="preserve">王振海，毛泽东的卫士（警卫人员），负责毛泽东外出时的安全保卫工作。</w:t>
-      </w:r>
-    </w:p>
-  </w:footnote>
-  <w:footnote w:id="12">
-    <w:p>
-      <w:pPr>
-        <w:rPr>
-          <w:rFonts w:asciiTheme="minorEastAsia" w:hAnsiTheme="minorEastAsia" w:eastAsiaTheme="minorEastAsia" w:cstheme="minorBidi"/>
-          <w:kern w:val="2"/>
-          <w:sz w:val="21"/>
-          <w:szCs w:val="21"/>
-          <w:lang w:val="en-US" w:eastAsia="zh-CN" w:bidi="ar-SA"/>
-        </w:rPr>
-      </w:pPr>
-      <w:r>
-        <w:rPr>
-          <w:rFonts w:asciiTheme="minorEastAsia" w:hAnsiTheme="minorEastAsia" w:eastAsiaTheme="minorEastAsia" w:cstheme="minorBidi"/>
-          <w:kern w:val="2"/>
-          <w:sz w:val="21"/>
-          <w:szCs w:val="21"/>
-          <w:lang w:val="en-US" w:eastAsia="zh-CN" w:bidi="ar-SA"/>
-        </w:rPr>
-        <w:footnoteRef/>
-      </w:r>
-      <w:r>
-        <w:rPr>
-          <w:rFonts w:asciiTheme="minorEastAsia" w:hAnsiTheme="minorEastAsia" w:eastAsiaTheme="minorEastAsia" w:cstheme="minorBidi"/>
-          <w:kern w:val="2"/>
-          <w:sz w:val="21"/>
-          <w:szCs w:val="21"/>
-          <w:lang w:val="en-US" w:eastAsia="zh-CN" w:bidi="ar-SA"/>
-        </w:rPr>
-        <w:t xml:space="preserve">“三反”运动期间在基层单位成立的群众性监督组织——节约检查委员会（或称监督委员会），负责监督干部作风，受理群众检举揭发。</w:t>
-      </w:r>
-    </w:p>
-  </w:footnote>
-  <w:footnote w:id="13">
-    <w:p>
-      <w:pPr>
-        <w:rPr>
-          <w:rFonts w:asciiTheme="minorEastAsia" w:hAnsiTheme="minorEastAsia" w:eastAsiaTheme="minorEastAsia" w:cstheme="minorBidi"/>
-          <w:kern w:val="2"/>
-          <w:sz w:val="21"/>
-          <w:szCs w:val="21"/>
-          <w:lang w:val="en-US" w:eastAsia="zh-CN" w:bidi="ar-SA"/>
-        </w:rPr>
-      </w:pPr>
-      <w:r>
-        <w:rPr>
-          <w:rFonts w:asciiTheme="minorEastAsia" w:hAnsiTheme="minorEastAsia" w:eastAsiaTheme="minorEastAsia" w:cstheme="minorBidi"/>
-          <w:kern w:val="2"/>
-          <w:sz w:val="21"/>
-          <w:szCs w:val="21"/>
-          <w:lang w:val="en-US" w:eastAsia="zh-CN" w:bidi="ar-SA"/>
-        </w:rPr>
-        <w:footnoteRef/>
-      </w:r>
-      <w:r>
-        <w:rPr>
-          <w:rFonts w:asciiTheme="minorEastAsia" w:hAnsiTheme="minorEastAsia" w:eastAsiaTheme="minorEastAsia" w:cstheme="minorBidi"/>
-          <w:kern w:val="2"/>
-          <w:sz w:val="21"/>
-          <w:szCs w:val="21"/>
-          <w:lang w:val="en-US" w:eastAsia="zh-CN" w:bidi="ar-SA"/>
-        </w:rPr>
-        <w:t xml:space="preserve">指1916年袁世凯死后至1928年东北易帜期间，中国各派系军阀为争夺地盘和中央政权而进行的长年混战。</w:t>
-      </w:r>
-    </w:p>
-  </w:footnote>
-  <w:footnote w:id="14">
-    <w:p>
-      <w:pPr>
-        <w:rPr>
-          <w:rFonts w:asciiTheme="minorEastAsia" w:hAnsiTheme="minorEastAsia" w:eastAsiaTheme="minorEastAsia" w:cstheme="minorBidi"/>
-          <w:kern w:val="2"/>
-          <w:sz w:val="21"/>
-          <w:szCs w:val="21"/>
-          <w:lang w:val="en-US" w:eastAsia="zh-CN" w:bidi="ar-SA"/>
-        </w:rPr>
-      </w:pPr>
-      <w:r>
-        <w:rPr>
-          <w:rFonts w:asciiTheme="minorEastAsia" w:hAnsiTheme="minorEastAsia" w:eastAsiaTheme="minorEastAsia" w:cstheme="minorBidi"/>
-          <w:kern w:val="2"/>
-          <w:sz w:val="21"/>
-          <w:szCs w:val="21"/>
-          <w:lang w:val="en-US" w:eastAsia="zh-CN" w:bidi="ar-SA"/>
-        </w:rPr>
-        <w:footnoteRef/>
+      </w:pPr>
+      <w:r>
+        <w:rPr>
+          <w:rStyle w:val="FootnoteReference"/>
+        </w:rPr>
+        <w:t>[9]</w:t>
       </w:r>
       <w:r>
         <w:rPr>
